--- a/COMC15P2.docx
+++ b/COMC15P2.docx
@@ -170,6 +170,762 @@
         </w:drawing>
       </w:r>
     </w:p>
+    <w:p>
+      <w:r>
+        <w:rPr>
+          <w:b w:val="on"/>
+        </w:rPr>
+        <w:t xml:space="preserve"> Quote Accepted and Sync Request Created in system</w:t>
+        <w:br/>
+        <w:drawing>
+          <wp:inline distT="0" distR="0" distB="0" distL="0">
+            <wp:extent cx="5524500" cy="2476500"/>
+            <wp:docPr id="4" name="Drawing 4" descr="Quote Accepted and Sync Request Created in system"/>
+            <a:graphic xmlns:a="http://schemas.openxmlformats.org/drawingml/2006/main">
+              <a:graphicData uri="http://schemas.openxmlformats.org/drawingml/2006/picture">
+                <pic:pic xmlns:pic="http://schemas.openxmlformats.org/drawingml/2006/picture">
+                  <pic:nvPicPr>
+                    <pic:cNvPr id="0" name="Picture 4" descr="Quote Accepted and Sync Request Created in system"/>
+                    <pic:cNvPicPr>
+                      <a:picLocks noChangeAspect="true"/>
+                    </pic:cNvPicPr>
+                  </pic:nvPicPr>
+                  <pic:blipFill>
+                    <a:blip r:embed="rId5"/>
+                    <a:stretch>
+                      <a:fillRect/>
+                    </a:stretch>
+                  </pic:blipFill>
+                  <pic:spPr>
+                    <a:xfrm>
+                      <a:off x="0" y="0"/>
+                      <a:ext cx="5524500" cy="2476500"/>
+                    </a:xfrm>
+                    <a:prstGeom prst="rect">
+                      <a:avLst/>
+                    </a:prstGeom>
+                  </pic:spPr>
+                </pic:pic>
+              </a:graphicData>
+            </a:graphic>
+          </wp:inline>
+        </w:drawing>
+      </w:r>
+    </w:p>
+    <w:p>
+      <w:r>
+        <w:rPr>
+          <w:b w:val="on"/>
+        </w:rPr>
+        <w:t xml:space="preserve"> Sync Request Validation completed</w:t>
+        <w:br/>
+        <w:drawing>
+          <wp:inline distT="0" distR="0" distB="0" distL="0">
+            <wp:extent cx="5524500" cy="2476500"/>
+            <wp:docPr id="5" name="Drawing 5" descr="Sync Request Validation completed"/>
+            <a:graphic xmlns:a="http://schemas.openxmlformats.org/drawingml/2006/main">
+              <a:graphicData uri="http://schemas.openxmlformats.org/drawingml/2006/picture">
+                <pic:pic xmlns:pic="http://schemas.openxmlformats.org/drawingml/2006/picture">
+                  <pic:nvPicPr>
+                    <pic:cNvPr id="0" name="Picture 5" descr="Sync Request Validation completed"/>
+                    <pic:cNvPicPr>
+                      <a:picLocks noChangeAspect="true"/>
+                    </pic:cNvPicPr>
+                  </pic:nvPicPr>
+                  <pic:blipFill>
+                    <a:blip r:embed="rId4"/>
+                    <a:stretch>
+                      <a:fillRect/>
+                    </a:stretch>
+                  </pic:blipFill>
+                  <pic:spPr>
+                    <a:xfrm>
+                      <a:off x="0" y="0"/>
+                      <a:ext cx="5524500" cy="2476500"/>
+                    </a:xfrm>
+                    <a:prstGeom prst="rect">
+                      <a:avLst/>
+                    </a:prstGeom>
+                  </pic:spPr>
+                </pic:pic>
+              </a:graphicData>
+            </a:graphic>
+          </wp:inline>
+        </w:drawing>
+      </w:r>
+    </w:p>
+    <w:p>
+      <w:r>
+        <w:rPr>
+          <w:b w:val="on"/>
+        </w:rPr>
+        <w:t xml:space="preserve"> Quote Accepted and Sync Request Created in system</w:t>
+        <w:br/>
+        <w:drawing>
+          <wp:inline distT="0" distR="0" distB="0" distL="0">
+            <wp:extent cx="5524500" cy="2476500"/>
+            <wp:docPr id="6" name="Drawing 6" descr="Quote Accepted and Sync Request Created in system"/>
+            <a:graphic xmlns:a="http://schemas.openxmlformats.org/drawingml/2006/main">
+              <a:graphicData uri="http://schemas.openxmlformats.org/drawingml/2006/picture">
+                <pic:pic xmlns:pic="http://schemas.openxmlformats.org/drawingml/2006/picture">
+                  <pic:nvPicPr>
+                    <pic:cNvPr id="0" name="Picture 6" descr="Quote Accepted and Sync Request Created in system"/>
+                    <pic:cNvPicPr>
+                      <a:picLocks noChangeAspect="true"/>
+                    </pic:cNvPicPr>
+                  </pic:nvPicPr>
+                  <pic:blipFill>
+                    <a:blip r:embed="rId6"/>
+                    <a:stretch>
+                      <a:fillRect/>
+                    </a:stretch>
+                  </pic:blipFill>
+                  <pic:spPr>
+                    <a:xfrm>
+                      <a:off x="0" y="0"/>
+                      <a:ext cx="5524500" cy="2476500"/>
+                    </a:xfrm>
+                    <a:prstGeom prst="rect">
+                      <a:avLst/>
+                    </a:prstGeom>
+                  </pic:spPr>
+                </pic:pic>
+              </a:graphicData>
+            </a:graphic>
+          </wp:inline>
+        </w:drawing>
+      </w:r>
+    </w:p>
+    <w:p>
+      <w:r>
+        <w:rPr>
+          <w:b w:val="on"/>
+        </w:rPr>
+        <w:t xml:space="preserve"> Sync Request Validation completed</w:t>
+        <w:br/>
+        <w:drawing>
+          <wp:inline distT="0" distR="0" distB="0" distL="0">
+            <wp:extent cx="5524500" cy="2476500"/>
+            <wp:docPr id="7" name="Drawing 7" descr="Sync Request Validation completed"/>
+            <a:graphic xmlns:a="http://schemas.openxmlformats.org/drawingml/2006/main">
+              <a:graphicData uri="http://schemas.openxmlformats.org/drawingml/2006/picture">
+                <pic:pic xmlns:pic="http://schemas.openxmlformats.org/drawingml/2006/picture">
+                  <pic:nvPicPr>
+                    <pic:cNvPr id="0" name="Picture 7" descr="Sync Request Validation completed"/>
+                    <pic:cNvPicPr>
+                      <a:picLocks noChangeAspect="true"/>
+                    </pic:cNvPicPr>
+                  </pic:nvPicPr>
+                  <pic:blipFill>
+                    <a:blip r:embed="rId7"/>
+                    <a:stretch>
+                      <a:fillRect/>
+                    </a:stretch>
+                  </pic:blipFill>
+                  <pic:spPr>
+                    <a:xfrm>
+                      <a:off x="0" y="0"/>
+                      <a:ext cx="5524500" cy="2476500"/>
+                    </a:xfrm>
+                    <a:prstGeom prst="rect">
+                      <a:avLst/>
+                    </a:prstGeom>
+                  </pic:spPr>
+                </pic:pic>
+              </a:graphicData>
+            </a:graphic>
+          </wp:inline>
+        </w:drawing>
+      </w:r>
+    </w:p>
+    <w:p>
+      <w:r>
+        <w:rPr>
+          <w:b w:val="on"/>
+        </w:rPr>
+        <w:t xml:space="preserve"> Quote Accepted and Sync Request Created in system</w:t>
+        <w:br/>
+        <w:drawing>
+          <wp:inline distT="0" distR="0" distB="0" distL="0">
+            <wp:extent cx="5524500" cy="2476500"/>
+            <wp:docPr id="8" name="Drawing 8" descr="Quote Accepted and Sync Request Created in system"/>
+            <a:graphic xmlns:a="http://schemas.openxmlformats.org/drawingml/2006/main">
+              <a:graphicData uri="http://schemas.openxmlformats.org/drawingml/2006/picture">
+                <pic:pic xmlns:pic="http://schemas.openxmlformats.org/drawingml/2006/picture">
+                  <pic:nvPicPr>
+                    <pic:cNvPr id="0" name="Picture 8" descr="Quote Accepted and Sync Request Created in system"/>
+                    <pic:cNvPicPr>
+                      <a:picLocks noChangeAspect="true"/>
+                    </pic:cNvPicPr>
+                  </pic:nvPicPr>
+                  <pic:blipFill>
+                    <a:blip r:embed="rId8"/>
+                    <a:stretch>
+                      <a:fillRect/>
+                    </a:stretch>
+                  </pic:blipFill>
+                  <pic:spPr>
+                    <a:xfrm>
+                      <a:off x="0" y="0"/>
+                      <a:ext cx="5524500" cy="2476500"/>
+                    </a:xfrm>
+                    <a:prstGeom prst="rect">
+                      <a:avLst/>
+                    </a:prstGeom>
+                  </pic:spPr>
+                </pic:pic>
+              </a:graphicData>
+            </a:graphic>
+          </wp:inline>
+        </w:drawing>
+      </w:r>
+    </w:p>
+    <w:p>
+      <w:r>
+        <w:rPr>
+          <w:b w:val="on"/>
+        </w:rPr>
+        <w:t xml:space="preserve"> Quote Accepted and Sync Request Created in system</w:t>
+        <w:br/>
+        <w:drawing>
+          <wp:inline distT="0" distR="0" distB="0" distL="0">
+            <wp:extent cx="5524500" cy="2476500"/>
+            <wp:docPr id="9" name="Drawing 9" descr="Quote Accepted and Sync Request Created in system"/>
+            <a:graphic xmlns:a="http://schemas.openxmlformats.org/drawingml/2006/main">
+              <a:graphicData uri="http://schemas.openxmlformats.org/drawingml/2006/picture">
+                <pic:pic xmlns:pic="http://schemas.openxmlformats.org/drawingml/2006/picture">
+                  <pic:nvPicPr>
+                    <pic:cNvPr id="0" name="Picture 9" descr="Quote Accepted and Sync Request Created in system"/>
+                    <pic:cNvPicPr>
+                      <a:picLocks noChangeAspect="true"/>
+                    </pic:cNvPicPr>
+                  </pic:nvPicPr>
+                  <pic:blipFill>
+                    <a:blip r:embed="rId9"/>
+                    <a:stretch>
+                      <a:fillRect/>
+                    </a:stretch>
+                  </pic:blipFill>
+                  <pic:spPr>
+                    <a:xfrm>
+                      <a:off x="0" y="0"/>
+                      <a:ext cx="5524500" cy="2476500"/>
+                    </a:xfrm>
+                    <a:prstGeom prst="rect">
+                      <a:avLst/>
+                    </a:prstGeom>
+                  </pic:spPr>
+                </pic:pic>
+              </a:graphicData>
+            </a:graphic>
+          </wp:inline>
+        </w:drawing>
+      </w:r>
+    </w:p>
+    <w:p>
+      <w:r>
+        <w:rPr>
+          <w:b w:val="on"/>
+        </w:rPr>
+        <w:t xml:space="preserve"> Quote Accepted and Sync Request Created in system</w:t>
+        <w:br/>
+        <w:drawing>
+          <wp:inline distT="0" distR="0" distB="0" distL="0">
+            <wp:extent cx="5524500" cy="2476500"/>
+            <wp:docPr id="10" name="Drawing 10" descr="Quote Accepted and Sync Request Created in system"/>
+            <a:graphic xmlns:a="http://schemas.openxmlformats.org/drawingml/2006/main">
+              <a:graphicData uri="http://schemas.openxmlformats.org/drawingml/2006/picture">
+                <pic:pic xmlns:pic="http://schemas.openxmlformats.org/drawingml/2006/picture">
+                  <pic:nvPicPr>
+                    <pic:cNvPr id="0" name="Picture 10" descr="Quote Accepted and Sync Request Created in system"/>
+                    <pic:cNvPicPr>
+                      <a:picLocks noChangeAspect="true"/>
+                    </pic:cNvPicPr>
+                  </pic:nvPicPr>
+                  <pic:blipFill>
+                    <a:blip r:embed="rId9"/>
+                    <a:stretch>
+                      <a:fillRect/>
+                    </a:stretch>
+                  </pic:blipFill>
+                  <pic:spPr>
+                    <a:xfrm>
+                      <a:off x="0" y="0"/>
+                      <a:ext cx="5524500" cy="2476500"/>
+                    </a:xfrm>
+                    <a:prstGeom prst="rect">
+                      <a:avLst/>
+                    </a:prstGeom>
+                  </pic:spPr>
+                </pic:pic>
+              </a:graphicData>
+            </a:graphic>
+          </wp:inline>
+        </w:drawing>
+      </w:r>
+    </w:p>
+    <w:p>
+      <w:r>
+        <w:rPr>
+          <w:b w:val="on"/>
+        </w:rPr>
+        <w:t xml:space="preserve"> Sync Request Validation completed</w:t>
+        <w:br/>
+        <w:drawing>
+          <wp:inline distT="0" distR="0" distB="0" distL="0">
+            <wp:extent cx="5524500" cy="2476500"/>
+            <wp:docPr id="11" name="Drawing 11" descr="Sync Request Validation completed"/>
+            <a:graphic xmlns:a="http://schemas.openxmlformats.org/drawingml/2006/main">
+              <a:graphicData uri="http://schemas.openxmlformats.org/drawingml/2006/picture">
+                <pic:pic xmlns:pic="http://schemas.openxmlformats.org/drawingml/2006/picture">
+                  <pic:nvPicPr>
+                    <pic:cNvPr id="0" name="Picture 11" descr="Sync Request Validation completed"/>
+                    <pic:cNvPicPr>
+                      <a:picLocks noChangeAspect="true"/>
+                    </pic:cNvPicPr>
+                  </pic:nvPicPr>
+                  <pic:blipFill>
+                    <a:blip r:embed="rId10"/>
+                    <a:stretch>
+                      <a:fillRect/>
+                    </a:stretch>
+                  </pic:blipFill>
+                  <pic:spPr>
+                    <a:xfrm>
+                      <a:off x="0" y="0"/>
+                      <a:ext cx="5524500" cy="2476500"/>
+                    </a:xfrm>
+                    <a:prstGeom prst="rect">
+                      <a:avLst/>
+                    </a:prstGeom>
+                  </pic:spPr>
+                </pic:pic>
+              </a:graphicData>
+            </a:graphic>
+          </wp:inline>
+        </w:drawing>
+      </w:r>
+    </w:p>
+    <w:p>
+      <w:r>
+        <w:rPr>
+          <w:b w:val="on"/>
+        </w:rPr>
+        <w:t xml:space="preserve"> Quote Accepted and Sync Request Created in system</w:t>
+        <w:br/>
+        <w:drawing>
+          <wp:inline distT="0" distR="0" distB="0" distL="0">
+            <wp:extent cx="5524500" cy="2476500"/>
+            <wp:docPr id="12" name="Drawing 12" descr="Quote Accepted and Sync Request Created in system"/>
+            <a:graphic xmlns:a="http://schemas.openxmlformats.org/drawingml/2006/main">
+              <a:graphicData uri="http://schemas.openxmlformats.org/drawingml/2006/picture">
+                <pic:pic xmlns:pic="http://schemas.openxmlformats.org/drawingml/2006/picture">
+                  <pic:nvPicPr>
+                    <pic:cNvPr id="0" name="Picture 12" descr="Quote Accepted and Sync Request Created in system"/>
+                    <pic:cNvPicPr>
+                      <a:picLocks noChangeAspect="true"/>
+                    </pic:cNvPicPr>
+                  </pic:nvPicPr>
+                  <pic:blipFill>
+                    <a:blip r:embed="rId11"/>
+                    <a:stretch>
+                      <a:fillRect/>
+                    </a:stretch>
+                  </pic:blipFill>
+                  <pic:spPr>
+                    <a:xfrm>
+                      <a:off x="0" y="0"/>
+                      <a:ext cx="5524500" cy="2476500"/>
+                    </a:xfrm>
+                    <a:prstGeom prst="rect">
+                      <a:avLst/>
+                    </a:prstGeom>
+                  </pic:spPr>
+                </pic:pic>
+              </a:graphicData>
+            </a:graphic>
+          </wp:inline>
+        </w:drawing>
+      </w:r>
+    </w:p>
+    <w:p>
+      <w:r>
+        <w:rPr>
+          <w:b w:val="on"/>
+        </w:rPr>
+        <w:t xml:space="preserve"> Sync Request Validation completed</w:t>
+        <w:br/>
+        <w:drawing>
+          <wp:inline distT="0" distR="0" distB="0" distL="0">
+            <wp:extent cx="5524500" cy="2476500"/>
+            <wp:docPr id="13" name="Drawing 13" descr="Sync Request Validation completed"/>
+            <a:graphic xmlns:a="http://schemas.openxmlformats.org/drawingml/2006/main">
+              <a:graphicData uri="http://schemas.openxmlformats.org/drawingml/2006/picture">
+                <pic:pic xmlns:pic="http://schemas.openxmlformats.org/drawingml/2006/picture">
+                  <pic:nvPicPr>
+                    <pic:cNvPr id="0" name="Picture 13" descr="Sync Request Validation completed"/>
+                    <pic:cNvPicPr>
+                      <a:picLocks noChangeAspect="true"/>
+                    </pic:cNvPicPr>
+                  </pic:nvPicPr>
+                  <pic:blipFill>
+                    <a:blip r:embed="rId12"/>
+                    <a:stretch>
+                      <a:fillRect/>
+                    </a:stretch>
+                  </pic:blipFill>
+                  <pic:spPr>
+                    <a:xfrm>
+                      <a:off x="0" y="0"/>
+                      <a:ext cx="5524500" cy="2476500"/>
+                    </a:xfrm>
+                    <a:prstGeom prst="rect">
+                      <a:avLst/>
+                    </a:prstGeom>
+                  </pic:spPr>
+                </pic:pic>
+              </a:graphicData>
+            </a:graphic>
+          </wp:inline>
+        </w:drawing>
+      </w:r>
+    </w:p>
+    <w:p>
+      <w:r>
+        <w:rPr>
+          <w:b w:val="on"/>
+        </w:rPr>
+        <w:t xml:space="preserve"> Quote Accepted and Sync Request Created in system</w:t>
+        <w:br/>
+        <w:drawing>
+          <wp:inline distT="0" distR="0" distB="0" distL="0">
+            <wp:extent cx="5524500" cy="2476500"/>
+            <wp:docPr id="14" name="Drawing 14" descr="Quote Accepted and Sync Request Created in system"/>
+            <a:graphic xmlns:a="http://schemas.openxmlformats.org/drawingml/2006/main">
+              <a:graphicData uri="http://schemas.openxmlformats.org/drawingml/2006/picture">
+                <pic:pic xmlns:pic="http://schemas.openxmlformats.org/drawingml/2006/picture">
+                  <pic:nvPicPr>
+                    <pic:cNvPr id="0" name="Picture 14" descr="Quote Accepted and Sync Request Created in system"/>
+                    <pic:cNvPicPr>
+                      <a:picLocks noChangeAspect="true"/>
+                    </pic:cNvPicPr>
+                  </pic:nvPicPr>
+                  <pic:blipFill>
+                    <a:blip r:embed="rId9"/>
+                    <a:stretch>
+                      <a:fillRect/>
+                    </a:stretch>
+                  </pic:blipFill>
+                  <pic:spPr>
+                    <a:xfrm>
+                      <a:off x="0" y="0"/>
+                      <a:ext cx="5524500" cy="2476500"/>
+                    </a:xfrm>
+                    <a:prstGeom prst="rect">
+                      <a:avLst/>
+                    </a:prstGeom>
+                  </pic:spPr>
+                </pic:pic>
+              </a:graphicData>
+            </a:graphic>
+          </wp:inline>
+        </w:drawing>
+      </w:r>
+    </w:p>
+    <w:p>
+      <w:r>
+        <w:rPr>
+          <w:b w:val="on"/>
+        </w:rPr>
+        <w:t xml:space="preserve"> Sync Request Validation completed</w:t>
+        <w:br/>
+        <w:drawing>
+          <wp:inline distT="0" distR="0" distB="0" distL="0">
+            <wp:extent cx="5524500" cy="2476500"/>
+            <wp:docPr id="15" name="Drawing 15" descr="Sync Request Validation completed"/>
+            <a:graphic xmlns:a="http://schemas.openxmlformats.org/drawingml/2006/main">
+              <a:graphicData uri="http://schemas.openxmlformats.org/drawingml/2006/picture">
+                <pic:pic xmlns:pic="http://schemas.openxmlformats.org/drawingml/2006/picture">
+                  <pic:nvPicPr>
+                    <pic:cNvPr id="0" name="Picture 15" descr="Sync Request Validation completed"/>
+                    <pic:cNvPicPr>
+                      <a:picLocks noChangeAspect="true"/>
+                    </pic:cNvPicPr>
+                  </pic:nvPicPr>
+                  <pic:blipFill>
+                    <a:blip r:embed="rId13"/>
+                    <a:stretch>
+                      <a:fillRect/>
+                    </a:stretch>
+                  </pic:blipFill>
+                  <pic:spPr>
+                    <a:xfrm>
+                      <a:off x="0" y="0"/>
+                      <a:ext cx="5524500" cy="2476500"/>
+                    </a:xfrm>
+                    <a:prstGeom prst="rect">
+                      <a:avLst/>
+                    </a:prstGeom>
+                  </pic:spPr>
+                </pic:pic>
+              </a:graphicData>
+            </a:graphic>
+          </wp:inline>
+        </w:drawing>
+      </w:r>
+    </w:p>
+    <w:p>
+      <w:r>
+        <w:rPr>
+          <w:b w:val="on"/>
+        </w:rPr>
+        <w:t xml:space="preserve"> Quote Accepted and Sync Request Created in system</w:t>
+        <w:br/>
+        <w:drawing>
+          <wp:inline distT="0" distR="0" distB="0" distL="0">
+            <wp:extent cx="5524500" cy="2476500"/>
+            <wp:docPr id="16" name="Drawing 16" descr="Quote Accepted and Sync Request Created in system"/>
+            <a:graphic xmlns:a="http://schemas.openxmlformats.org/drawingml/2006/main">
+              <a:graphicData uri="http://schemas.openxmlformats.org/drawingml/2006/picture">
+                <pic:pic xmlns:pic="http://schemas.openxmlformats.org/drawingml/2006/picture">
+                  <pic:nvPicPr>
+                    <pic:cNvPr id="0" name="Picture 16" descr="Quote Accepted and Sync Request Created in system"/>
+                    <pic:cNvPicPr>
+                      <a:picLocks noChangeAspect="true"/>
+                    </pic:cNvPicPr>
+                  </pic:nvPicPr>
+                  <pic:blipFill>
+                    <a:blip r:embed="rId14"/>
+                    <a:stretch>
+                      <a:fillRect/>
+                    </a:stretch>
+                  </pic:blipFill>
+                  <pic:spPr>
+                    <a:xfrm>
+                      <a:off x="0" y="0"/>
+                      <a:ext cx="5524500" cy="2476500"/>
+                    </a:xfrm>
+                    <a:prstGeom prst="rect">
+                      <a:avLst/>
+                    </a:prstGeom>
+                  </pic:spPr>
+                </pic:pic>
+              </a:graphicData>
+            </a:graphic>
+          </wp:inline>
+        </w:drawing>
+      </w:r>
+    </w:p>
+    <w:p>
+      <w:r>
+        <w:rPr>
+          <w:b w:val="on"/>
+        </w:rPr>
+        <w:t xml:space="preserve"> Sync Request Validation completed</w:t>
+        <w:br/>
+        <w:drawing>
+          <wp:inline distT="0" distR="0" distB="0" distL="0">
+            <wp:extent cx="5524500" cy="2476500"/>
+            <wp:docPr id="17" name="Drawing 17" descr="Sync Request Validation completed"/>
+            <a:graphic xmlns:a="http://schemas.openxmlformats.org/drawingml/2006/main">
+              <a:graphicData uri="http://schemas.openxmlformats.org/drawingml/2006/picture">
+                <pic:pic xmlns:pic="http://schemas.openxmlformats.org/drawingml/2006/picture">
+                  <pic:nvPicPr>
+                    <pic:cNvPr id="0" name="Picture 17" descr="Sync Request Validation completed"/>
+                    <pic:cNvPicPr>
+                      <a:picLocks noChangeAspect="true"/>
+                    </pic:cNvPicPr>
+                  </pic:nvPicPr>
+                  <pic:blipFill>
+                    <a:blip r:embed="rId15"/>
+                    <a:stretch>
+                      <a:fillRect/>
+                    </a:stretch>
+                  </pic:blipFill>
+                  <pic:spPr>
+                    <a:xfrm>
+                      <a:off x="0" y="0"/>
+                      <a:ext cx="5524500" cy="2476500"/>
+                    </a:xfrm>
+                    <a:prstGeom prst="rect">
+                      <a:avLst/>
+                    </a:prstGeom>
+                  </pic:spPr>
+                </pic:pic>
+              </a:graphicData>
+            </a:graphic>
+          </wp:inline>
+        </w:drawing>
+      </w:r>
+    </w:p>
+    <w:p>
+      <w:r>
+        <w:rPr>
+          <w:b w:val="on"/>
+        </w:rPr>
+        <w:t xml:space="preserve"> Quote Accepted and Sync Request Created in system</w:t>
+        <w:br/>
+        <w:drawing>
+          <wp:inline distT="0" distR="0" distB="0" distL="0">
+            <wp:extent cx="5524500" cy="2476500"/>
+            <wp:docPr id="18" name="Drawing 18" descr="Quote Accepted and Sync Request Created in system"/>
+            <a:graphic xmlns:a="http://schemas.openxmlformats.org/drawingml/2006/main">
+              <a:graphicData uri="http://schemas.openxmlformats.org/drawingml/2006/picture">
+                <pic:pic xmlns:pic="http://schemas.openxmlformats.org/drawingml/2006/picture">
+                  <pic:nvPicPr>
+                    <pic:cNvPr id="0" name="Picture 18" descr="Quote Accepted and Sync Request Created in system"/>
+                    <pic:cNvPicPr>
+                      <a:picLocks noChangeAspect="true"/>
+                    </pic:cNvPicPr>
+                  </pic:nvPicPr>
+                  <pic:blipFill>
+                    <a:blip r:embed="rId11"/>
+                    <a:stretch>
+                      <a:fillRect/>
+                    </a:stretch>
+                  </pic:blipFill>
+                  <pic:spPr>
+                    <a:xfrm>
+                      <a:off x="0" y="0"/>
+                      <a:ext cx="5524500" cy="2476500"/>
+                    </a:xfrm>
+                    <a:prstGeom prst="rect">
+                      <a:avLst/>
+                    </a:prstGeom>
+                  </pic:spPr>
+                </pic:pic>
+              </a:graphicData>
+            </a:graphic>
+          </wp:inline>
+        </w:drawing>
+      </w:r>
+    </w:p>
+    <w:p>
+      <w:r>
+        <w:rPr>
+          <w:b w:val="on"/>
+        </w:rPr>
+        <w:t xml:space="preserve"> Sync Request Validation completed</w:t>
+        <w:br/>
+        <w:drawing>
+          <wp:inline distT="0" distR="0" distB="0" distL="0">
+            <wp:extent cx="5524500" cy="2476500"/>
+            <wp:docPr id="19" name="Drawing 19" descr="Sync Request Validation completed"/>
+            <a:graphic xmlns:a="http://schemas.openxmlformats.org/drawingml/2006/main">
+              <a:graphicData uri="http://schemas.openxmlformats.org/drawingml/2006/picture">
+                <pic:pic xmlns:pic="http://schemas.openxmlformats.org/drawingml/2006/picture">
+                  <pic:nvPicPr>
+                    <pic:cNvPr id="0" name="Picture 19" descr="Sync Request Validation completed"/>
+                    <pic:cNvPicPr>
+                      <a:picLocks noChangeAspect="true"/>
+                    </pic:cNvPicPr>
+                  </pic:nvPicPr>
+                  <pic:blipFill>
+                    <a:blip r:embed="rId11"/>
+                    <a:stretch>
+                      <a:fillRect/>
+                    </a:stretch>
+                  </pic:blipFill>
+                  <pic:spPr>
+                    <a:xfrm>
+                      <a:off x="0" y="0"/>
+                      <a:ext cx="5524500" cy="2476500"/>
+                    </a:xfrm>
+                    <a:prstGeom prst="rect">
+                      <a:avLst/>
+                    </a:prstGeom>
+                  </pic:spPr>
+                </pic:pic>
+              </a:graphicData>
+            </a:graphic>
+          </wp:inline>
+        </w:drawing>
+      </w:r>
+    </w:p>
+    <w:p>
+      <w:r>
+        <w:rPr>
+          <w:b w:val="on"/>
+        </w:rPr>
+        <w:t xml:space="preserve"> Quote Accepted and Sync Request Created in system</w:t>
+        <w:br/>
+        <w:drawing>
+          <wp:inline distT="0" distR="0" distB="0" distL="0">
+            <wp:extent cx="5524500" cy="2476500"/>
+            <wp:docPr id="20" name="Drawing 20" descr="Quote Accepted and Sync Request Created in system"/>
+            <a:graphic xmlns:a="http://schemas.openxmlformats.org/drawingml/2006/main">
+              <a:graphicData uri="http://schemas.openxmlformats.org/drawingml/2006/picture">
+                <pic:pic xmlns:pic="http://schemas.openxmlformats.org/drawingml/2006/picture">
+                  <pic:nvPicPr>
+                    <pic:cNvPr id="0" name="Picture 20" descr="Quote Accepted and Sync Request Created in system"/>
+                    <pic:cNvPicPr>
+                      <a:picLocks noChangeAspect="true"/>
+                    </pic:cNvPicPr>
+                  </pic:nvPicPr>
+                  <pic:blipFill>
+                    <a:blip r:embed="rId11"/>
+                    <a:stretch>
+                      <a:fillRect/>
+                    </a:stretch>
+                  </pic:blipFill>
+                  <pic:spPr>
+                    <a:xfrm>
+                      <a:off x="0" y="0"/>
+                      <a:ext cx="5524500" cy="2476500"/>
+                    </a:xfrm>
+                    <a:prstGeom prst="rect">
+                      <a:avLst/>
+                    </a:prstGeom>
+                  </pic:spPr>
+                </pic:pic>
+              </a:graphicData>
+            </a:graphic>
+          </wp:inline>
+        </w:drawing>
+      </w:r>
+    </w:p>
+    <w:p>
+      <w:r>
+        <w:rPr>
+          <w:b w:val="on"/>
+        </w:rPr>
+        <w:t xml:space="preserve"> Sync Request Validation completed</w:t>
+        <w:br/>
+        <w:drawing>
+          <wp:inline distT="0" distR="0" distB="0" distL="0">
+            <wp:extent cx="5524500" cy="2476500"/>
+            <wp:docPr id="21" name="Drawing 21" descr="Sync Request Validation completed"/>
+            <a:graphic xmlns:a="http://schemas.openxmlformats.org/drawingml/2006/main">
+              <a:graphicData uri="http://schemas.openxmlformats.org/drawingml/2006/picture">
+                <pic:pic xmlns:pic="http://schemas.openxmlformats.org/drawingml/2006/picture">
+                  <pic:nvPicPr>
+                    <pic:cNvPr id="0" name="Picture 21" descr="Sync Request Validation completed"/>
+                    <pic:cNvPicPr>
+                      <a:picLocks noChangeAspect="true"/>
+                    </pic:cNvPicPr>
+                  </pic:nvPicPr>
+                  <pic:blipFill>
+                    <a:blip r:embed="rId16"/>
+                    <a:stretch>
+                      <a:fillRect/>
+                    </a:stretch>
+                  </pic:blipFill>
+                  <pic:spPr>
+                    <a:xfrm>
+                      <a:off x="0" y="0"/>
+                      <a:ext cx="5524500" cy="2476500"/>
+                    </a:xfrm>
+                    <a:prstGeom prst="rect">
+                      <a:avLst/>
+                    </a:prstGeom>
+                  </pic:spPr>
+                </pic:pic>
+              </a:graphicData>
+            </a:graphic>
+          </wp:inline>
+        </w:drawing>
+      </w:r>
+    </w:p>
   </w:body>
 </w:document>
 </file>
--- a/COMC15P2.docx
+++ b/COMC15P2.docx
@@ -926,6 +926,762 @@
         </w:drawing>
       </w:r>
     </w:p>
+    <w:p>
+      <w:r>
+        <w:rPr>
+          <w:b w:val="on"/>
+        </w:rPr>
+        <w:t xml:space="preserve"> Quote Accepted and Sync Request Created in system</w:t>
+        <w:br/>
+        <w:drawing>
+          <wp:inline distT="0" distR="0" distB="0" distL="0">
+            <wp:extent cx="5524500" cy="2476500"/>
+            <wp:docPr id="22" name="Drawing 22" descr="Quote Accepted and Sync Request Created in system"/>
+            <a:graphic xmlns:a="http://schemas.openxmlformats.org/drawingml/2006/main">
+              <a:graphicData uri="http://schemas.openxmlformats.org/drawingml/2006/picture">
+                <pic:pic xmlns:pic="http://schemas.openxmlformats.org/drawingml/2006/picture">
+                  <pic:nvPicPr>
+                    <pic:cNvPr id="0" name="Picture 22" descr="Quote Accepted and Sync Request Created in system"/>
+                    <pic:cNvPicPr>
+                      <a:picLocks noChangeAspect="true"/>
+                    </pic:cNvPicPr>
+                  </pic:nvPicPr>
+                  <pic:blipFill>
+                    <a:blip r:embed="rId17"/>
+                    <a:stretch>
+                      <a:fillRect/>
+                    </a:stretch>
+                  </pic:blipFill>
+                  <pic:spPr>
+                    <a:xfrm>
+                      <a:off x="0" y="0"/>
+                      <a:ext cx="5524500" cy="2476500"/>
+                    </a:xfrm>
+                    <a:prstGeom prst="rect">
+                      <a:avLst/>
+                    </a:prstGeom>
+                  </pic:spPr>
+                </pic:pic>
+              </a:graphicData>
+            </a:graphic>
+          </wp:inline>
+        </w:drawing>
+      </w:r>
+    </w:p>
+    <w:p>
+      <w:r>
+        <w:rPr>
+          <w:b w:val="on"/>
+        </w:rPr>
+        <w:t xml:space="preserve"> Sync Request Validation completed</w:t>
+        <w:br/>
+        <w:drawing>
+          <wp:inline distT="0" distR="0" distB="0" distL="0">
+            <wp:extent cx="5524500" cy="2476500"/>
+            <wp:docPr id="23" name="Drawing 23" descr="Sync Request Validation completed"/>
+            <a:graphic xmlns:a="http://schemas.openxmlformats.org/drawingml/2006/main">
+              <a:graphicData uri="http://schemas.openxmlformats.org/drawingml/2006/picture">
+                <pic:pic xmlns:pic="http://schemas.openxmlformats.org/drawingml/2006/picture">
+                  <pic:nvPicPr>
+                    <pic:cNvPr id="0" name="Picture 23" descr="Sync Request Validation completed"/>
+                    <pic:cNvPicPr>
+                      <a:picLocks noChangeAspect="true"/>
+                    </pic:cNvPicPr>
+                  </pic:nvPicPr>
+                  <pic:blipFill>
+                    <a:blip r:embed="rId18"/>
+                    <a:stretch>
+                      <a:fillRect/>
+                    </a:stretch>
+                  </pic:blipFill>
+                  <pic:spPr>
+                    <a:xfrm>
+                      <a:off x="0" y="0"/>
+                      <a:ext cx="5524500" cy="2476500"/>
+                    </a:xfrm>
+                    <a:prstGeom prst="rect">
+                      <a:avLst/>
+                    </a:prstGeom>
+                  </pic:spPr>
+                </pic:pic>
+              </a:graphicData>
+            </a:graphic>
+          </wp:inline>
+        </w:drawing>
+      </w:r>
+    </w:p>
+    <w:p>
+      <w:r>
+        <w:rPr>
+          <w:b w:val="on"/>
+        </w:rPr>
+        <w:t xml:space="preserve"> Quote Accepted and Sync Request Created in system</w:t>
+        <w:br/>
+        <w:drawing>
+          <wp:inline distT="0" distR="0" distB="0" distL="0">
+            <wp:extent cx="5524500" cy="2476500"/>
+            <wp:docPr id="24" name="Drawing 24" descr="Quote Accepted and Sync Request Created in system"/>
+            <a:graphic xmlns:a="http://schemas.openxmlformats.org/drawingml/2006/main">
+              <a:graphicData uri="http://schemas.openxmlformats.org/drawingml/2006/picture">
+                <pic:pic xmlns:pic="http://schemas.openxmlformats.org/drawingml/2006/picture">
+                  <pic:nvPicPr>
+                    <pic:cNvPr id="0" name="Picture 24" descr="Quote Accepted and Sync Request Created in system"/>
+                    <pic:cNvPicPr>
+                      <a:picLocks noChangeAspect="true"/>
+                    </pic:cNvPicPr>
+                  </pic:nvPicPr>
+                  <pic:blipFill>
+                    <a:blip r:embed="rId19"/>
+                    <a:stretch>
+                      <a:fillRect/>
+                    </a:stretch>
+                  </pic:blipFill>
+                  <pic:spPr>
+                    <a:xfrm>
+                      <a:off x="0" y="0"/>
+                      <a:ext cx="5524500" cy="2476500"/>
+                    </a:xfrm>
+                    <a:prstGeom prst="rect">
+                      <a:avLst/>
+                    </a:prstGeom>
+                  </pic:spPr>
+                </pic:pic>
+              </a:graphicData>
+            </a:graphic>
+          </wp:inline>
+        </w:drawing>
+      </w:r>
+    </w:p>
+    <w:p>
+      <w:r>
+        <w:rPr>
+          <w:b w:val="on"/>
+        </w:rPr>
+        <w:t xml:space="preserve"> Sync Request Validation completed</w:t>
+        <w:br/>
+        <w:drawing>
+          <wp:inline distT="0" distR="0" distB="0" distL="0">
+            <wp:extent cx="5524500" cy="2476500"/>
+            <wp:docPr id="25" name="Drawing 25" descr="Sync Request Validation completed"/>
+            <a:graphic xmlns:a="http://schemas.openxmlformats.org/drawingml/2006/main">
+              <a:graphicData uri="http://schemas.openxmlformats.org/drawingml/2006/picture">
+                <pic:pic xmlns:pic="http://schemas.openxmlformats.org/drawingml/2006/picture">
+                  <pic:nvPicPr>
+                    <pic:cNvPr id="0" name="Picture 25" descr="Sync Request Validation completed"/>
+                    <pic:cNvPicPr>
+                      <a:picLocks noChangeAspect="true"/>
+                    </pic:cNvPicPr>
+                  </pic:nvPicPr>
+                  <pic:blipFill>
+                    <a:blip r:embed="rId20"/>
+                    <a:stretch>
+                      <a:fillRect/>
+                    </a:stretch>
+                  </pic:blipFill>
+                  <pic:spPr>
+                    <a:xfrm>
+                      <a:off x="0" y="0"/>
+                      <a:ext cx="5524500" cy="2476500"/>
+                    </a:xfrm>
+                    <a:prstGeom prst="rect">
+                      <a:avLst/>
+                    </a:prstGeom>
+                  </pic:spPr>
+                </pic:pic>
+              </a:graphicData>
+            </a:graphic>
+          </wp:inline>
+        </w:drawing>
+      </w:r>
+    </w:p>
+    <w:p>
+      <w:r>
+        <w:rPr>
+          <w:b w:val="on"/>
+        </w:rPr>
+        <w:t xml:space="preserve"> Quote Accepted and Sync Request Created in system</w:t>
+        <w:br/>
+        <w:drawing>
+          <wp:inline distT="0" distR="0" distB="0" distL="0">
+            <wp:extent cx="5524500" cy="2476500"/>
+            <wp:docPr id="26" name="Drawing 26" descr="Quote Accepted and Sync Request Created in system"/>
+            <a:graphic xmlns:a="http://schemas.openxmlformats.org/drawingml/2006/main">
+              <a:graphicData uri="http://schemas.openxmlformats.org/drawingml/2006/picture">
+                <pic:pic xmlns:pic="http://schemas.openxmlformats.org/drawingml/2006/picture">
+                  <pic:nvPicPr>
+                    <pic:cNvPr id="0" name="Picture 26" descr="Quote Accepted and Sync Request Created in system"/>
+                    <pic:cNvPicPr>
+                      <a:picLocks noChangeAspect="true"/>
+                    </pic:cNvPicPr>
+                  </pic:nvPicPr>
+                  <pic:blipFill>
+                    <a:blip r:embed="rId21"/>
+                    <a:stretch>
+                      <a:fillRect/>
+                    </a:stretch>
+                  </pic:blipFill>
+                  <pic:spPr>
+                    <a:xfrm>
+                      <a:off x="0" y="0"/>
+                      <a:ext cx="5524500" cy="2476500"/>
+                    </a:xfrm>
+                    <a:prstGeom prst="rect">
+                      <a:avLst/>
+                    </a:prstGeom>
+                  </pic:spPr>
+                </pic:pic>
+              </a:graphicData>
+            </a:graphic>
+          </wp:inline>
+        </w:drawing>
+      </w:r>
+    </w:p>
+    <w:p>
+      <w:r>
+        <w:rPr>
+          <w:b w:val="on"/>
+        </w:rPr>
+        <w:t xml:space="preserve"> Sync Request Validation completed</w:t>
+        <w:br/>
+        <w:drawing>
+          <wp:inline distT="0" distR="0" distB="0" distL="0">
+            <wp:extent cx="5524500" cy="2476500"/>
+            <wp:docPr id="27" name="Drawing 27" descr="Sync Request Validation completed"/>
+            <a:graphic xmlns:a="http://schemas.openxmlformats.org/drawingml/2006/main">
+              <a:graphicData uri="http://schemas.openxmlformats.org/drawingml/2006/picture">
+                <pic:pic xmlns:pic="http://schemas.openxmlformats.org/drawingml/2006/picture">
+                  <pic:nvPicPr>
+                    <pic:cNvPr id="0" name="Picture 27" descr="Sync Request Validation completed"/>
+                    <pic:cNvPicPr>
+                      <a:picLocks noChangeAspect="true"/>
+                    </pic:cNvPicPr>
+                  </pic:nvPicPr>
+                  <pic:blipFill>
+                    <a:blip r:embed="rId22"/>
+                    <a:stretch>
+                      <a:fillRect/>
+                    </a:stretch>
+                  </pic:blipFill>
+                  <pic:spPr>
+                    <a:xfrm>
+                      <a:off x="0" y="0"/>
+                      <a:ext cx="5524500" cy="2476500"/>
+                    </a:xfrm>
+                    <a:prstGeom prst="rect">
+                      <a:avLst/>
+                    </a:prstGeom>
+                  </pic:spPr>
+                </pic:pic>
+              </a:graphicData>
+            </a:graphic>
+          </wp:inline>
+        </w:drawing>
+      </w:r>
+    </w:p>
+    <w:p>
+      <w:r>
+        <w:rPr>
+          <w:b w:val="on"/>
+        </w:rPr>
+        <w:t xml:space="preserve"> Quote Accepted and Sync Request Created in system</w:t>
+        <w:br/>
+        <w:drawing>
+          <wp:inline distT="0" distR="0" distB="0" distL="0">
+            <wp:extent cx="5524500" cy="2476500"/>
+            <wp:docPr id="28" name="Drawing 28" descr="Quote Accepted and Sync Request Created in system"/>
+            <a:graphic xmlns:a="http://schemas.openxmlformats.org/drawingml/2006/main">
+              <a:graphicData uri="http://schemas.openxmlformats.org/drawingml/2006/picture">
+                <pic:pic xmlns:pic="http://schemas.openxmlformats.org/drawingml/2006/picture">
+                  <pic:nvPicPr>
+                    <pic:cNvPr id="0" name="Picture 28" descr="Quote Accepted and Sync Request Created in system"/>
+                    <pic:cNvPicPr>
+                      <a:picLocks noChangeAspect="true"/>
+                    </pic:cNvPicPr>
+                  </pic:nvPicPr>
+                  <pic:blipFill>
+                    <a:blip r:embed="rId23"/>
+                    <a:stretch>
+                      <a:fillRect/>
+                    </a:stretch>
+                  </pic:blipFill>
+                  <pic:spPr>
+                    <a:xfrm>
+                      <a:off x="0" y="0"/>
+                      <a:ext cx="5524500" cy="2476500"/>
+                    </a:xfrm>
+                    <a:prstGeom prst="rect">
+                      <a:avLst/>
+                    </a:prstGeom>
+                  </pic:spPr>
+                </pic:pic>
+              </a:graphicData>
+            </a:graphic>
+          </wp:inline>
+        </w:drawing>
+      </w:r>
+    </w:p>
+    <w:p>
+      <w:r>
+        <w:rPr>
+          <w:b w:val="on"/>
+        </w:rPr>
+        <w:t xml:space="preserve"> Sync Request Validation completed</w:t>
+        <w:br/>
+        <w:drawing>
+          <wp:inline distT="0" distR="0" distB="0" distL="0">
+            <wp:extent cx="5524500" cy="2476500"/>
+            <wp:docPr id="29" name="Drawing 29" descr="Sync Request Validation completed"/>
+            <a:graphic xmlns:a="http://schemas.openxmlformats.org/drawingml/2006/main">
+              <a:graphicData uri="http://schemas.openxmlformats.org/drawingml/2006/picture">
+                <pic:pic xmlns:pic="http://schemas.openxmlformats.org/drawingml/2006/picture">
+                  <pic:nvPicPr>
+                    <pic:cNvPr id="0" name="Picture 29" descr="Sync Request Validation completed"/>
+                    <pic:cNvPicPr>
+                      <a:picLocks noChangeAspect="true"/>
+                    </pic:cNvPicPr>
+                  </pic:nvPicPr>
+                  <pic:blipFill>
+                    <a:blip r:embed="rId24"/>
+                    <a:stretch>
+                      <a:fillRect/>
+                    </a:stretch>
+                  </pic:blipFill>
+                  <pic:spPr>
+                    <a:xfrm>
+                      <a:off x="0" y="0"/>
+                      <a:ext cx="5524500" cy="2476500"/>
+                    </a:xfrm>
+                    <a:prstGeom prst="rect">
+                      <a:avLst/>
+                    </a:prstGeom>
+                  </pic:spPr>
+                </pic:pic>
+              </a:graphicData>
+            </a:graphic>
+          </wp:inline>
+        </w:drawing>
+      </w:r>
+    </w:p>
+    <w:p>
+      <w:r>
+        <w:rPr>
+          <w:b w:val="on"/>
+        </w:rPr>
+        <w:t xml:space="preserve"> Quote Accepted and Sync Request Created in system</w:t>
+        <w:br/>
+        <w:drawing>
+          <wp:inline distT="0" distR="0" distB="0" distL="0">
+            <wp:extent cx="5524500" cy="2476500"/>
+            <wp:docPr id="30" name="Drawing 30" descr="Quote Accepted and Sync Request Created in system"/>
+            <a:graphic xmlns:a="http://schemas.openxmlformats.org/drawingml/2006/main">
+              <a:graphicData uri="http://schemas.openxmlformats.org/drawingml/2006/picture">
+                <pic:pic xmlns:pic="http://schemas.openxmlformats.org/drawingml/2006/picture">
+                  <pic:nvPicPr>
+                    <pic:cNvPr id="0" name="Picture 30" descr="Quote Accepted and Sync Request Created in system"/>
+                    <pic:cNvPicPr>
+                      <a:picLocks noChangeAspect="true"/>
+                    </pic:cNvPicPr>
+                  </pic:nvPicPr>
+                  <pic:blipFill>
+                    <a:blip r:embed="rId25"/>
+                    <a:stretch>
+                      <a:fillRect/>
+                    </a:stretch>
+                  </pic:blipFill>
+                  <pic:spPr>
+                    <a:xfrm>
+                      <a:off x="0" y="0"/>
+                      <a:ext cx="5524500" cy="2476500"/>
+                    </a:xfrm>
+                    <a:prstGeom prst="rect">
+                      <a:avLst/>
+                    </a:prstGeom>
+                  </pic:spPr>
+                </pic:pic>
+              </a:graphicData>
+            </a:graphic>
+          </wp:inline>
+        </w:drawing>
+      </w:r>
+    </w:p>
+    <w:p>
+      <w:r>
+        <w:rPr>
+          <w:b w:val="on"/>
+        </w:rPr>
+        <w:t xml:space="preserve"> Sync Request Validation completed</w:t>
+        <w:br/>
+        <w:drawing>
+          <wp:inline distT="0" distR="0" distB="0" distL="0">
+            <wp:extent cx="5524500" cy="2476500"/>
+            <wp:docPr id="31" name="Drawing 31" descr="Sync Request Validation completed"/>
+            <a:graphic xmlns:a="http://schemas.openxmlformats.org/drawingml/2006/main">
+              <a:graphicData uri="http://schemas.openxmlformats.org/drawingml/2006/picture">
+                <pic:pic xmlns:pic="http://schemas.openxmlformats.org/drawingml/2006/picture">
+                  <pic:nvPicPr>
+                    <pic:cNvPr id="0" name="Picture 31" descr="Sync Request Validation completed"/>
+                    <pic:cNvPicPr>
+                      <a:picLocks noChangeAspect="true"/>
+                    </pic:cNvPicPr>
+                  </pic:nvPicPr>
+                  <pic:blipFill>
+                    <a:blip r:embed="rId26"/>
+                    <a:stretch>
+                      <a:fillRect/>
+                    </a:stretch>
+                  </pic:blipFill>
+                  <pic:spPr>
+                    <a:xfrm>
+                      <a:off x="0" y="0"/>
+                      <a:ext cx="5524500" cy="2476500"/>
+                    </a:xfrm>
+                    <a:prstGeom prst="rect">
+                      <a:avLst/>
+                    </a:prstGeom>
+                  </pic:spPr>
+                </pic:pic>
+              </a:graphicData>
+            </a:graphic>
+          </wp:inline>
+        </w:drawing>
+      </w:r>
+    </w:p>
+    <w:p>
+      <w:r>
+        <w:rPr>
+          <w:b w:val="on"/>
+        </w:rPr>
+        <w:t xml:space="preserve"> Quote Accepted and Sync Request Created in system</w:t>
+        <w:br/>
+        <w:drawing>
+          <wp:inline distT="0" distR="0" distB="0" distL="0">
+            <wp:extent cx="5524500" cy="2476500"/>
+            <wp:docPr id="32" name="Drawing 32" descr="Quote Accepted and Sync Request Created in system"/>
+            <a:graphic xmlns:a="http://schemas.openxmlformats.org/drawingml/2006/main">
+              <a:graphicData uri="http://schemas.openxmlformats.org/drawingml/2006/picture">
+                <pic:pic xmlns:pic="http://schemas.openxmlformats.org/drawingml/2006/picture">
+                  <pic:nvPicPr>
+                    <pic:cNvPr id="0" name="Picture 32" descr="Quote Accepted and Sync Request Created in system"/>
+                    <pic:cNvPicPr>
+                      <a:picLocks noChangeAspect="true"/>
+                    </pic:cNvPicPr>
+                  </pic:nvPicPr>
+                  <pic:blipFill>
+                    <a:blip r:embed="rId23"/>
+                    <a:stretch>
+                      <a:fillRect/>
+                    </a:stretch>
+                  </pic:blipFill>
+                  <pic:spPr>
+                    <a:xfrm>
+                      <a:off x="0" y="0"/>
+                      <a:ext cx="5524500" cy="2476500"/>
+                    </a:xfrm>
+                    <a:prstGeom prst="rect">
+                      <a:avLst/>
+                    </a:prstGeom>
+                  </pic:spPr>
+                </pic:pic>
+              </a:graphicData>
+            </a:graphic>
+          </wp:inline>
+        </w:drawing>
+      </w:r>
+    </w:p>
+    <w:p>
+      <w:r>
+        <w:rPr>
+          <w:b w:val="on"/>
+        </w:rPr>
+        <w:t xml:space="preserve"> Sync Request Validation completed</w:t>
+        <w:br/>
+        <w:drawing>
+          <wp:inline distT="0" distR="0" distB="0" distL="0">
+            <wp:extent cx="5524500" cy="2476500"/>
+            <wp:docPr id="33" name="Drawing 33" descr="Sync Request Validation completed"/>
+            <a:graphic xmlns:a="http://schemas.openxmlformats.org/drawingml/2006/main">
+              <a:graphicData uri="http://schemas.openxmlformats.org/drawingml/2006/picture">
+                <pic:pic xmlns:pic="http://schemas.openxmlformats.org/drawingml/2006/picture">
+                  <pic:nvPicPr>
+                    <pic:cNvPr id="0" name="Picture 33" descr="Sync Request Validation completed"/>
+                    <pic:cNvPicPr>
+                      <a:picLocks noChangeAspect="true"/>
+                    </pic:cNvPicPr>
+                  </pic:nvPicPr>
+                  <pic:blipFill>
+                    <a:blip r:embed="rId27"/>
+                    <a:stretch>
+                      <a:fillRect/>
+                    </a:stretch>
+                  </pic:blipFill>
+                  <pic:spPr>
+                    <a:xfrm>
+                      <a:off x="0" y="0"/>
+                      <a:ext cx="5524500" cy="2476500"/>
+                    </a:xfrm>
+                    <a:prstGeom prst="rect">
+                      <a:avLst/>
+                    </a:prstGeom>
+                  </pic:spPr>
+                </pic:pic>
+              </a:graphicData>
+            </a:graphic>
+          </wp:inline>
+        </w:drawing>
+      </w:r>
+    </w:p>
+    <w:p>
+      <w:r>
+        <w:rPr>
+          <w:b w:val="on"/>
+        </w:rPr>
+        <w:t xml:space="preserve"> Quote Accepted and Sync Request Created in system</w:t>
+        <w:br/>
+        <w:drawing>
+          <wp:inline distT="0" distR="0" distB="0" distL="0">
+            <wp:extent cx="5524500" cy="2476500"/>
+            <wp:docPr id="34" name="Drawing 34" descr="Quote Accepted and Sync Request Created in system"/>
+            <a:graphic xmlns:a="http://schemas.openxmlformats.org/drawingml/2006/main">
+              <a:graphicData uri="http://schemas.openxmlformats.org/drawingml/2006/picture">
+                <pic:pic xmlns:pic="http://schemas.openxmlformats.org/drawingml/2006/picture">
+                  <pic:nvPicPr>
+                    <pic:cNvPr id="0" name="Picture 34" descr="Quote Accepted and Sync Request Created in system"/>
+                    <pic:cNvPicPr>
+                      <a:picLocks noChangeAspect="true"/>
+                    </pic:cNvPicPr>
+                  </pic:nvPicPr>
+                  <pic:blipFill>
+                    <a:blip r:embed="rId28"/>
+                    <a:stretch>
+                      <a:fillRect/>
+                    </a:stretch>
+                  </pic:blipFill>
+                  <pic:spPr>
+                    <a:xfrm>
+                      <a:off x="0" y="0"/>
+                      <a:ext cx="5524500" cy="2476500"/>
+                    </a:xfrm>
+                    <a:prstGeom prst="rect">
+                      <a:avLst/>
+                    </a:prstGeom>
+                  </pic:spPr>
+                </pic:pic>
+              </a:graphicData>
+            </a:graphic>
+          </wp:inline>
+        </w:drawing>
+      </w:r>
+    </w:p>
+    <w:p>
+      <w:r>
+        <w:rPr>
+          <w:b w:val="on"/>
+        </w:rPr>
+        <w:t xml:space="preserve"> Sync Request Validation completed</w:t>
+        <w:br/>
+        <w:drawing>
+          <wp:inline distT="0" distR="0" distB="0" distL="0">
+            <wp:extent cx="5524500" cy="2476500"/>
+            <wp:docPr id="35" name="Drawing 35" descr="Sync Request Validation completed"/>
+            <a:graphic xmlns:a="http://schemas.openxmlformats.org/drawingml/2006/main">
+              <a:graphicData uri="http://schemas.openxmlformats.org/drawingml/2006/picture">
+                <pic:pic xmlns:pic="http://schemas.openxmlformats.org/drawingml/2006/picture">
+                  <pic:nvPicPr>
+                    <pic:cNvPr id="0" name="Picture 35" descr="Sync Request Validation completed"/>
+                    <pic:cNvPicPr>
+                      <a:picLocks noChangeAspect="true"/>
+                    </pic:cNvPicPr>
+                  </pic:nvPicPr>
+                  <pic:blipFill>
+                    <a:blip r:embed="rId27"/>
+                    <a:stretch>
+                      <a:fillRect/>
+                    </a:stretch>
+                  </pic:blipFill>
+                  <pic:spPr>
+                    <a:xfrm>
+                      <a:off x="0" y="0"/>
+                      <a:ext cx="5524500" cy="2476500"/>
+                    </a:xfrm>
+                    <a:prstGeom prst="rect">
+                      <a:avLst/>
+                    </a:prstGeom>
+                  </pic:spPr>
+                </pic:pic>
+              </a:graphicData>
+            </a:graphic>
+          </wp:inline>
+        </w:drawing>
+      </w:r>
+    </w:p>
+    <w:p>
+      <w:r>
+        <w:rPr>
+          <w:b w:val="on"/>
+        </w:rPr>
+        <w:t xml:space="preserve"> Quote Accepted and Sync Request Created in system</w:t>
+        <w:br/>
+        <w:drawing>
+          <wp:inline distT="0" distR="0" distB="0" distL="0">
+            <wp:extent cx="5524500" cy="2476500"/>
+            <wp:docPr id="36" name="Drawing 36" descr="Quote Accepted and Sync Request Created in system"/>
+            <a:graphic xmlns:a="http://schemas.openxmlformats.org/drawingml/2006/main">
+              <a:graphicData uri="http://schemas.openxmlformats.org/drawingml/2006/picture">
+                <pic:pic xmlns:pic="http://schemas.openxmlformats.org/drawingml/2006/picture">
+                  <pic:nvPicPr>
+                    <pic:cNvPr id="0" name="Picture 36" descr="Quote Accepted and Sync Request Created in system"/>
+                    <pic:cNvPicPr>
+                      <a:picLocks noChangeAspect="true"/>
+                    </pic:cNvPicPr>
+                  </pic:nvPicPr>
+                  <pic:blipFill>
+                    <a:blip r:embed="rId25"/>
+                    <a:stretch>
+                      <a:fillRect/>
+                    </a:stretch>
+                  </pic:blipFill>
+                  <pic:spPr>
+                    <a:xfrm>
+                      <a:off x="0" y="0"/>
+                      <a:ext cx="5524500" cy="2476500"/>
+                    </a:xfrm>
+                    <a:prstGeom prst="rect">
+                      <a:avLst/>
+                    </a:prstGeom>
+                  </pic:spPr>
+                </pic:pic>
+              </a:graphicData>
+            </a:graphic>
+          </wp:inline>
+        </w:drawing>
+      </w:r>
+    </w:p>
+    <w:p>
+      <w:r>
+        <w:rPr>
+          <w:b w:val="on"/>
+        </w:rPr>
+        <w:t xml:space="preserve"> Sync Request Validation completed</w:t>
+        <w:br/>
+        <w:drawing>
+          <wp:inline distT="0" distR="0" distB="0" distL="0">
+            <wp:extent cx="5524500" cy="2476500"/>
+            <wp:docPr id="37" name="Drawing 37" descr="Sync Request Validation completed"/>
+            <a:graphic xmlns:a="http://schemas.openxmlformats.org/drawingml/2006/main">
+              <a:graphicData uri="http://schemas.openxmlformats.org/drawingml/2006/picture">
+                <pic:pic xmlns:pic="http://schemas.openxmlformats.org/drawingml/2006/picture">
+                  <pic:nvPicPr>
+                    <pic:cNvPr id="0" name="Picture 37" descr="Sync Request Validation completed"/>
+                    <pic:cNvPicPr>
+                      <a:picLocks noChangeAspect="true"/>
+                    </pic:cNvPicPr>
+                  </pic:nvPicPr>
+                  <pic:blipFill>
+                    <a:blip r:embed="rId22"/>
+                    <a:stretch>
+                      <a:fillRect/>
+                    </a:stretch>
+                  </pic:blipFill>
+                  <pic:spPr>
+                    <a:xfrm>
+                      <a:off x="0" y="0"/>
+                      <a:ext cx="5524500" cy="2476500"/>
+                    </a:xfrm>
+                    <a:prstGeom prst="rect">
+                      <a:avLst/>
+                    </a:prstGeom>
+                  </pic:spPr>
+                </pic:pic>
+              </a:graphicData>
+            </a:graphic>
+          </wp:inline>
+        </w:drawing>
+      </w:r>
+    </w:p>
+    <w:p>
+      <w:r>
+        <w:rPr>
+          <w:b w:val="on"/>
+        </w:rPr>
+        <w:t xml:space="preserve"> Quote Accepted and Sync Request Created in system</w:t>
+        <w:br/>
+        <w:drawing>
+          <wp:inline distT="0" distR="0" distB="0" distL="0">
+            <wp:extent cx="5524500" cy="2476500"/>
+            <wp:docPr id="38" name="Drawing 38" descr="Quote Accepted and Sync Request Created in system"/>
+            <a:graphic xmlns:a="http://schemas.openxmlformats.org/drawingml/2006/main">
+              <a:graphicData uri="http://schemas.openxmlformats.org/drawingml/2006/picture">
+                <pic:pic xmlns:pic="http://schemas.openxmlformats.org/drawingml/2006/picture">
+                  <pic:nvPicPr>
+                    <pic:cNvPr id="0" name="Picture 38" descr="Quote Accepted and Sync Request Created in system"/>
+                    <pic:cNvPicPr>
+                      <a:picLocks noChangeAspect="true"/>
+                    </pic:cNvPicPr>
+                  </pic:nvPicPr>
+                  <pic:blipFill>
+                    <a:blip r:embed="rId23"/>
+                    <a:stretch>
+                      <a:fillRect/>
+                    </a:stretch>
+                  </pic:blipFill>
+                  <pic:spPr>
+                    <a:xfrm>
+                      <a:off x="0" y="0"/>
+                      <a:ext cx="5524500" cy="2476500"/>
+                    </a:xfrm>
+                    <a:prstGeom prst="rect">
+                      <a:avLst/>
+                    </a:prstGeom>
+                  </pic:spPr>
+                </pic:pic>
+              </a:graphicData>
+            </a:graphic>
+          </wp:inline>
+        </w:drawing>
+      </w:r>
+    </w:p>
+    <w:p>
+      <w:r>
+        <w:rPr>
+          <w:b w:val="on"/>
+        </w:rPr>
+        <w:t xml:space="preserve"> Sync Request Validation completed</w:t>
+        <w:br/>
+        <w:drawing>
+          <wp:inline distT="0" distR="0" distB="0" distL="0">
+            <wp:extent cx="5524500" cy="2476500"/>
+            <wp:docPr id="39" name="Drawing 39" descr="Sync Request Validation completed"/>
+            <a:graphic xmlns:a="http://schemas.openxmlformats.org/drawingml/2006/main">
+              <a:graphicData uri="http://schemas.openxmlformats.org/drawingml/2006/picture">
+                <pic:pic xmlns:pic="http://schemas.openxmlformats.org/drawingml/2006/picture">
+                  <pic:nvPicPr>
+                    <pic:cNvPr id="0" name="Picture 39" descr="Sync Request Validation completed"/>
+                    <pic:cNvPicPr>
+                      <a:picLocks noChangeAspect="true"/>
+                    </pic:cNvPicPr>
+                  </pic:nvPicPr>
+                  <pic:blipFill>
+                    <a:blip r:embed="rId27"/>
+                    <a:stretch>
+                      <a:fillRect/>
+                    </a:stretch>
+                  </pic:blipFill>
+                  <pic:spPr>
+                    <a:xfrm>
+                      <a:off x="0" y="0"/>
+                      <a:ext cx="5524500" cy="2476500"/>
+                    </a:xfrm>
+                    <a:prstGeom prst="rect">
+                      <a:avLst/>
+                    </a:prstGeom>
+                  </pic:spPr>
+                </pic:pic>
+              </a:graphicData>
+            </a:graphic>
+          </wp:inline>
+        </w:drawing>
+      </w:r>
+    </w:p>
   </w:body>
 </w:document>
 </file>